--- a/pr-preview/pr-117/index.docx
+++ b/pr-preview/pr-117/index.docx
@@ -15,7 +15,7 @@
         <w:pStyle w:val="Date"/>
       </w:pPr>
       <w:r>
-        <w:t xml:space="preserve">Last modified: 2026-10-13 14:15:26 (PDT)</w:t>
+        <w:t xml:space="preserve">Last modified: 2026-10-13 14:27:28 (PDT)</w:t>
       </w:r>
     </w:p>
     <w:bookmarkStart w:id="18" w:name="welcome"/>
@@ -511,7 +511,7 @@
       </w:r>
     </w:p>
     <w:bookmarkEnd w:id="19"/>
-    <w:bookmarkStart w:id="33" w:name="sec-additional-resources"/>
+    <w:bookmarkStart w:id="37" w:name="sec-additional-resources"/>
     <w:p>
       <w:pPr>
         <w:pStyle w:val="Heading2"/>
@@ -520,7 +520,7 @@
         <w:t xml:space="preserve">Additional resources</w:t>
       </w:r>
     </w:p>
-    <w:bookmarkStart w:id="29" w:name="comparable-courses"/>
+    <w:bookmarkStart w:id="33" w:name="comparable-courses"/>
     <w:p>
       <w:pPr>
         <w:pStyle w:val="Heading3"/>
@@ -681,7 +681,7 @@
           <w:b/>
           <w:bCs/>
         </w:rPr>
-        <w:t xml:space="preserve">Harvard University Stat 110</w:t>
+        <w:t xml:space="preserve">Stanford University EE 278</w:t>
       </w:r>
       <w:r>
         <w:t xml:space="preserve">:</w:t>
@@ -696,23 +696,14 @@
             <w:i/>
             <w:iCs/>
           </w:rPr>
-          <w:t xml:space="preserve">Introduction to Probability</w:t>
-        </w:r>
-      </w:hyperlink>
-      <w:r>
-        <w:t xml:space="preserve"> </w:t>
-      </w:r>
-      <w:r>
-        <w:t xml:space="preserve">(Joseph K. Blitzstein; companion textbook</w:t>
-      </w:r>
-      <w:r>
-        <w:t xml:space="preserve"> </w:t>
-      </w:r>
-      <w:r>
-        <w:t xml:space="preserve">Blitzstein and Hwang (2019)</w:t>
-      </w:r>
-      <w:r>
-        <w:t xml:space="preserve">, online at</w:t>
+          <w:t xml:space="preserve">Probability and Statistical Inference</w:t>
+        </w:r>
+      </w:hyperlink>
+      <w:r>
+        <w:t xml:space="preserve"> </w:t>
+      </w:r>
+      <w:r>
+        <w:t xml:space="preserve">(Ayfer Özgür and Tsachy Weissman) builds on probability for hypothesis testing, empirical risk minimization, concentration inequalities (Markov, Chebyshev, Hoeffding), Gaussian random vectors and minimum mean-square error estimation; its</w:t>
       </w:r>
       <w:r>
         <w:t xml:space="preserve"> </w:t>
@@ -722,11 +713,45 @@
           <w:rPr>
             <w:rStyle w:val="Hyperlink"/>
           </w:rPr>
-          <w:t xml:space="preserve">probabilitybook.net</w:t>
-        </w:r>
-      </w:hyperlink>
-      <w:r>
-        <w:t xml:space="preserve">) covers conditioning, distributions, transform methods, and Markov chains with an emphasis on intuitive storytelling.</w:t>
+          <w:t xml:space="preserve">previous notes</w:t>
+        </w:r>
+      </w:hyperlink>
+      <w:r>
+        <w:t xml:space="preserve"> </w:t>
+      </w:r>
+      <w:r>
+        <w:t xml:space="preserve">are handwritten lectures on these topics. The prerequisite probability course has open lecture notes by</w:t>
+      </w:r>
+      <w:r>
+        <w:t xml:space="preserve"> </w:t>
+      </w:r>
+      <w:hyperlink r:id="rId26">
+        <w:r>
+          <w:rPr>
+            <w:rStyle w:val="Hyperlink"/>
+          </w:rPr>
+          <w:t xml:space="preserve">David Tse</w:t>
+        </w:r>
+      </w:hyperlink>
+      <w:r>
+        <w:t xml:space="preserve"> </w:t>
+      </w:r>
+      <w:r>
+        <w:t xml:space="preserve">and</w:t>
+      </w:r>
+      <w:r>
+        <w:t xml:space="preserve"> </w:t>
+      </w:r>
+      <w:hyperlink r:id="rId27">
+        <w:r>
+          <w:rPr>
+            <w:rStyle w:val="Hyperlink"/>
+          </w:rPr>
+          <w:t xml:space="preserve">Abbas El Gamal</w:t>
+        </w:r>
+      </w:hyperlink>
+      <w:r>
+        <w:t xml:space="preserve">.</w:t>
       </w:r>
     </w:p>
     <w:p>
@@ -742,7 +767,7 @@
           <w:b/>
           <w:bCs/>
         </w:rPr>
-        <w:t xml:space="preserve">MIT 18.05</w:t>
+        <w:t xml:space="preserve">Harvard University Stat 110</w:t>
       </w:r>
       <w:r>
         <w:t xml:space="preserve">:</w:t>
@@ -750,21 +775,44 @@
       <w:r>
         <w:t xml:space="preserve"> </w:t>
       </w:r>
-      <w:hyperlink r:id="rId26">
+      <w:hyperlink r:id="rId28">
         <w:r>
           <w:rPr>
             <w:rStyle w:val="Hyperlink"/>
             <w:i/>
             <w:iCs/>
           </w:rPr>
-          <w:t xml:space="preserve">Introduction to Probability and Statistics</w:t>
-        </w:r>
-      </w:hyperlink>
-      <w:r>
-        <w:t xml:space="preserve"> </w:t>
-      </w:r>
-      <w:r>
-        <w:t xml:space="preserve">(Jeremy Orloff and Jonathan Bloom, MIT OpenCourseWare) bridges probability, discrete and continuous random variables, and both Bayesian and frequentist statistical inference.</w:t>
+          <w:t xml:space="preserve">Introduction to Probability</w:t>
+        </w:r>
+      </w:hyperlink>
+      <w:r>
+        <w:t xml:space="preserve"> </w:t>
+      </w:r>
+      <w:r>
+        <w:t xml:space="preserve">(Joseph K. Blitzstein; companion textbook</w:t>
+      </w:r>
+      <w:r>
+        <w:t xml:space="preserve"> </w:t>
+      </w:r>
+      <w:r>
+        <w:t xml:space="preserve">Blitzstein and Hwang (2019)</w:t>
+      </w:r>
+      <w:r>
+        <w:t xml:space="preserve">, online at</w:t>
+      </w:r>
+      <w:r>
+        <w:t xml:space="preserve"> </w:t>
+      </w:r>
+      <w:hyperlink r:id="rId29">
+        <w:r>
+          <w:rPr>
+            <w:rStyle w:val="Hyperlink"/>
+          </w:rPr>
+          <w:t xml:space="preserve">probabilitybook.net</w:t>
+        </w:r>
+      </w:hyperlink>
+      <w:r>
+        <w:t xml:space="preserve">) covers conditioning, distributions, transform methods, and Markov chains with an emphasis on intuitive storytelling.</w:t>
       </w:r>
     </w:p>
     <w:p>
@@ -780,7 +828,7 @@
           <w:b/>
           <w:bCs/>
         </w:rPr>
-        <w:t xml:space="preserve">MIT 6.041 / 6.431</w:t>
+        <w:t xml:space="preserve">MIT 18.05</w:t>
       </w:r>
       <w:r>
         <w:t xml:space="preserve">:</w:t>
@@ -788,21 +836,21 @@
       <w:r>
         <w:t xml:space="preserve"> </w:t>
       </w:r>
-      <w:hyperlink r:id="rId27">
+      <w:hyperlink r:id="rId30">
         <w:r>
           <w:rPr>
             <w:rStyle w:val="Hyperlink"/>
             <w:i/>
             <w:iCs/>
           </w:rPr>
-          <w:t xml:space="preserve">Probabilistic Systems Analysis and Applied Probability</w:t>
-        </w:r>
-      </w:hyperlink>
-      <w:r>
-        <w:t xml:space="preserve"> </w:t>
-      </w:r>
-      <w:r>
-        <w:t xml:space="preserve">(John Tsitsiklis, MIT OpenCourseWare) covers probability spaces, conditioning, independence, transform methods, and Bernoulli and Poisson processes.</w:t>
+          <w:t xml:space="preserve">Introduction to Probability and Statistics</w:t>
+        </w:r>
+      </w:hyperlink>
+      <w:r>
+        <w:t xml:space="preserve"> </w:t>
+      </w:r>
+      <w:r>
+        <w:t xml:space="preserve">(Jeremy Orloff and Jonathan Bloom, MIT OpenCourseWare) bridges probability, discrete and continuous random variables, and both Bayesian and frequentist statistical inference.</w:t>
       </w:r>
     </w:p>
     <w:p>
@@ -818,7 +866,7 @@
           <w:b/>
           <w:bCs/>
         </w:rPr>
-        <w:t xml:space="preserve">Cal Poly / Kevin Ross</w:t>
+        <w:t xml:space="preserve">MIT 6.041 / 6.431</w:t>
       </w:r>
       <w:r>
         <w:t xml:space="preserve">:</w:t>
@@ -826,13 +874,51 @@
       <w:r>
         <w:t xml:space="preserve"> </w:t>
       </w:r>
-      <w:hyperlink r:id="rId28">
+      <w:hyperlink r:id="rId31">
         <w:r>
           <w:rPr>
             <w:rStyle w:val="Hyperlink"/>
             <w:i/>
             <w:iCs/>
           </w:rPr>
+          <w:t xml:space="preserve">Probabilistic Systems Analysis and Applied Probability</w:t>
+        </w:r>
+      </w:hyperlink>
+      <w:r>
+        <w:t xml:space="preserve"> </w:t>
+      </w:r>
+      <w:r>
+        <w:t xml:space="preserve">(John Tsitsiklis, MIT OpenCourseWare) covers probability spaces, conditioning, independence, transform methods, and Bernoulli and Poisson processes.</w:t>
+      </w:r>
+    </w:p>
+    <w:p>
+      <w:pPr>
+        <w:pStyle w:val="Compact"/>
+        <w:numPr>
+          <w:ilvl w:val="0"/>
+          <w:numId w:val="1002"/>
+        </w:numPr>
+      </w:pPr>
+      <w:r>
+        <w:rPr>
+          <w:b/>
+          <w:bCs/>
+        </w:rPr>
+        <w:t xml:space="preserve">Cal Poly / Kevin Ross</w:t>
+      </w:r>
+      <w:r>
+        <w:t xml:space="preserve">:</w:t>
+      </w:r>
+      <w:r>
+        <w:t xml:space="preserve"> </w:t>
+      </w:r>
+      <w:hyperlink r:id="rId32">
+        <w:r>
+          <w:rPr>
+            <w:rStyle w:val="Hyperlink"/>
+            <w:i/>
+            <w:iCs/>
+          </w:rPr>
           <w:t xml:space="preserve">An Introduction to Probability and Simulation</w:t>
         </w:r>
       </w:hyperlink>
@@ -873,8 +959,8 @@
         <w:t xml:space="preserve">in conditional expectation.</w:t>
       </w:r>
     </w:p>
-    <w:bookmarkEnd w:id="29"/>
-    <w:bookmarkStart w:id="30" w:name="textbooks-and-companion-notes"/>
+    <w:bookmarkEnd w:id="33"/>
+    <w:bookmarkStart w:id="34" w:name="textbooks-and-companion-notes"/>
     <w:p>
       <w:pPr>
         <w:pStyle w:val="Heading3"/>
@@ -1002,8 +1088,8 @@
         <w:t xml:space="preserve">which applies this material to regression and survival analysis</w:t>
       </w:r>
     </w:p>
-    <w:bookmarkEnd w:id="30"/>
-    <w:bookmarkStart w:id="32" w:name="video-channels"/>
+    <w:bookmarkEnd w:id="34"/>
+    <w:bookmarkStart w:id="36" w:name="video-channels"/>
     <w:p>
       <w:pPr>
         <w:pStyle w:val="Heading3"/>
@@ -1022,7 +1108,7 @@
       <w:r>
         <w:t xml:space="preserve"> </w:t>
       </w:r>
-      <w:hyperlink r:id="rId31">
+      <w:hyperlink r:id="rId35">
         <w:r>
           <w:rPr>
             <w:rStyle w:val="Hyperlink"/>
@@ -1040,9 +1126,9 @@
         <w:t xml:space="preserve">with levels, for probability and statistics as well as machine learning, AI, computer science and mathematics.</w:t>
       </w:r>
     </w:p>
-    <w:bookmarkEnd w:id="32"/>
-    <w:bookmarkEnd w:id="33"/>
-    <w:bookmarkStart w:id="45" w:name="references"/>
+    <w:bookmarkEnd w:id="36"/>
+    <w:bookmarkEnd w:id="37"/>
+    <w:bookmarkStart w:id="49" w:name="references"/>
     <w:p>
       <w:pPr>
         <w:pStyle w:val="Heading2"/>
@@ -1051,8 +1137,8 @@
         <w:t xml:space="preserve">References</w:t>
       </w:r>
     </w:p>
-    <w:bookmarkStart w:id="44" w:name="refs"/>
-    <w:bookmarkStart w:id="35" w:name="ref-blitzstein2019introduction"/>
+    <w:bookmarkStart w:id="48" w:name="refs"/>
+    <w:bookmarkStart w:id="39" w:name="ref-blitzstein2019introduction"/>
     <w:p>
       <w:pPr>
         <w:pStyle w:val="Bibliography"/>
@@ -1076,7 +1162,7 @@
       <w:r>
         <w:t xml:space="preserve"> </w:t>
       </w:r>
-      <w:hyperlink r:id="rId34">
+      <w:hyperlink r:id="rId38">
         <w:r>
           <w:rPr>
             <w:rStyle w:val="Hyperlink"/>
@@ -1088,8 +1174,8 @@
         <w:t xml:space="preserve">.</w:t>
       </w:r>
     </w:p>
-    <w:bookmarkEnd w:id="35"/>
-    <w:bookmarkStart w:id="36" w:name="ref-dembo-notes"/>
+    <w:bookmarkEnd w:id="39"/>
+    <w:bookmarkStart w:id="40" w:name="ref-dembo-notes"/>
     <w:p>
       <w:pPr>
         <w:pStyle w:val="Bibliography"/>
@@ -1125,8 +1211,8 @@
         <w:t xml:space="preserve">.</w:t>
       </w:r>
     </w:p>
-    <w:bookmarkEnd w:id="36"/>
-    <w:bookmarkStart w:id="38" w:name="ref-hastie2009elements"/>
+    <w:bookmarkEnd w:id="40"/>
+    <w:bookmarkStart w:id="42" w:name="ref-hastie2009elements"/>
     <w:p>
       <w:pPr>
         <w:pStyle w:val="Bibliography"/>
@@ -1150,7 +1236,7 @@
       <w:r>
         <w:t xml:space="preserve"> </w:t>
       </w:r>
-      <w:hyperlink r:id="rId37">
+      <w:hyperlink r:id="rId41">
         <w:r>
           <w:rPr>
             <w:rStyle w:val="Hyperlink"/>
@@ -1162,8 +1248,8 @@
         <w:t xml:space="preserve">.</w:t>
       </w:r>
     </w:p>
-    <w:bookmarkEnd w:id="38"/>
-    <w:bookmarkStart w:id="40" w:name="ref-james2021islr2e"/>
+    <w:bookmarkEnd w:id="42"/>
+    <w:bookmarkStart w:id="44" w:name="ref-james2021islr2e"/>
     <w:p>
       <w:pPr>
         <w:pStyle w:val="Bibliography"/>
@@ -1201,7 +1287,7 @@
       <w:r>
         <w:t xml:space="preserve"> </w:t>
       </w:r>
-      <w:hyperlink r:id="rId39">
+      <w:hyperlink r:id="rId43">
         <w:r>
           <w:rPr>
             <w:rStyle w:val="Hyperlink"/>
@@ -1213,8 +1299,8 @@
         <w:t xml:space="preserve">.</w:t>
       </w:r>
     </w:p>
-    <w:bookmarkEnd w:id="40"/>
-    <w:bookmarkStart w:id="42" w:name="ref-problifesaver"/>
+    <w:bookmarkEnd w:id="44"/>
+    <w:bookmarkStart w:id="46" w:name="ref-problifesaver"/>
     <w:p>
       <w:pPr>
         <w:pStyle w:val="Bibliography"/>
@@ -1238,7 +1324,7 @@
       <w:r>
         <w:t xml:space="preserve"> </w:t>
       </w:r>
-      <w:hyperlink r:id="rId41">
+      <w:hyperlink r:id="rId45">
         <w:r>
           <w:rPr>
             <w:rStyle w:val="Hyperlink"/>
@@ -1250,8 +1336,8 @@
         <w:t xml:space="preserve">.</w:t>
       </w:r>
     </w:p>
-    <w:bookmarkEnd w:id="42"/>
-    <w:bookmarkStart w:id="43" w:name="ref-ross-probsim"/>
+    <w:bookmarkEnd w:id="46"/>
+    <w:bookmarkStart w:id="47" w:name="ref-ross-probsim"/>
     <w:p>
       <w:pPr>
         <w:pStyle w:val="Bibliography"/>
@@ -1275,7 +1361,7 @@
       <w:r>
         <w:t xml:space="preserve"> </w:t>
       </w:r>
-      <w:hyperlink r:id="rId28">
+      <w:hyperlink r:id="rId32">
         <w:r>
           <w:rPr>
             <w:rStyle w:val="Hyperlink"/>
@@ -1287,9 +1373,9 @@
         <w:t xml:space="preserve">.</w:t>
       </w:r>
     </w:p>
-    <w:bookmarkEnd w:id="43"/>
-    <w:bookmarkEnd w:id="44"/>
-    <w:bookmarkEnd w:id="45"/>
+    <w:bookmarkEnd w:id="47"/>
+    <w:bookmarkEnd w:id="48"/>
+    <w:bookmarkEnd w:id="49"/>
     <w:sectPr>
       <w:footnotePr>
         <w:numRestart w:val="eachSect"/>
